--- a/data/revised_2026-10_full/tracked/v2/Chemistry/SS1.1_Introduction_to_Chemistry/Chemistry_Introduction_to_Chemistry_FinalExplanation_TeacherKey_TRACKED.docx
+++ b/data/revised_2026-10_full/tracked/v2/Chemistry/SS1.1_Introduction_to_Chemistry/Chemistry_Introduction_to_Chemistry_FinalExplanation_TeacherKey_TRACKED.docx
@@ -857,7 +857,7 @@
                     <w:spacing w:after="40" w:before="0"/>
                     <w:jc w:val="left"/>
                   </w:pPr>
-                  <w:del w:id="9001" w:author="Claude (AI) - proposed" w:date="2026-10-15T03:00:48Z">
+                  <w:del w:id="9001" w:author="Claude (AI) - proposed" w:date="2026-10-18T00:26:29Z">
                     <w:r>
                       <w:rPr>
                         <w:rFonts w:ascii="Arial" w:cs="Arial" w:eastAsia="Arial" w:hAnsi="Arial"/>
@@ -872,7 +872,7 @@
                       <w:delText xml:space="preserve">glow orange-red, turn dull blackish</w:delText>
                     </w:r>
                   </w:del>
-                  <w:ins w:id="9002" w:author="Claude (AI) - proposed" w:date="2026-10-15T03:00:48Z">
+                  <w:ins w:id="9002" w:author="Claude (AI) - proposed" w:date="2026-10-18T00:26:29Z">
                     <w:r>
                       <w:rPr>
                         <w:rFonts w:ascii="Arial" w:cs="Arial" w:eastAsia="Arial" w:hAnsi="Arial"/>
@@ -1201,7 +1201,7 @@
               </w:rPr>
               <w:t xml:space="preserve">Mixture M was 3 g iron filings + 3 g sand + 3 g salt, a total of 9 g</w:t>
             </w:r>
-            <w:del w:id="9003" w:author="Claude (AI) - proposed" w:date="2026-10-15T03:00:48Z">
+            <w:del w:id="9003" w:author="Claude (AI) - proposed" w:date="2026-10-18T00:26:29Z">
               <w:r>
                 <w:rPr>
                   <w:rFonts w:ascii="Arial" w:cs="Arial" w:eastAsia="Arial" w:hAnsi="Arial"/>
@@ -1216,7 +1216,7 @@
                 <w:delText xml:space="preserve">, in water</w:delText>
               </w:r>
             </w:del>
-            <w:ins w:id="9004" w:author="Claude (AI) - proposed" w:date="2026-10-15T03:00:48Z">
+            <w:ins w:id="9004" w:author="Claude (AI) - proposed" w:date="2026-10-18T00:26:29Z">
               <w:r>
                 <w:rPr>
                   <w:rFonts w:ascii="Arial" w:cs="Arial" w:eastAsia="Arial" w:hAnsi="Arial"/>
@@ -1244,7 +1244,7 @@
               </w:rPr>
               <w:t xml:space="preserve">. Group 1 separated it in three steps</w:t>
             </w:r>
-            <w:ins w:id="9005" w:author="Claude (AI) - proposed" w:date="2026-10-15T03:00:48Z">
+            <w:ins w:id="9005" w:author="Claude (AI) - proposed" w:date="2026-10-18T00:26:29Z">
               <w:r>
                 <w:rPr>
                   <w:rFonts w:ascii="Arial" w:cs="Arial" w:eastAsia="Arial" w:hAnsi="Arial"/>
@@ -1475,7 +1475,7 @@
               </w:rPr>
               <w:t xml:space="preserve">(a) Chemistry is the science that studies matter: its composition, properties, changes and uses. Matter is anything that has mass and occupies space. (b) D sulphur is an element, like E iron</w:t>
             </w:r>
-            <w:ins w:id="9006" w:author="Claude (AI) - proposed" w:date="2026-10-15T03:00:48Z">
+            <w:ins w:id="9006" w:author="Claude (AI) - proposed" w:date="2026-10-18T00:26:29Z">
               <w:r>
                 <w:rPr>
                   <w:rFonts w:ascii="Arial" w:cs="Arial" w:eastAsia="Arial" w:hAnsi="Arial"/>
@@ -1600,7 +1600,7 @@
               </w:rPr>
               <w:t xml:space="preserve">Wanjiru asked why the antacid and paracetamol work differently. (a) Using what you saw in the vinegar test, explain how F antacid tablet relieves heartburn and how G paracetamol tablet is different. (b) The adult paracetamol label says 1 to 2 tablets of 500 mg every 4 to 6 hours. Calculate the maximum number of milligrams and grams allowed in 24 hours if the maximum is 8 tablets, and say what can happen if more is taken. (c) Otieno's customer wanted to give an adult dose to a small child. What advice would you give, and which items on a label help a buyer to be safe?</w:t>
             </w:r>
-            <w:ins w:id="9007" w:author="Claude (AI) - proposed" w:date="2026-10-15T03:00:48Z">
+            <w:ins w:id="9007" w:author="Claude (AI) - proposed" w:date="2026-10-18T00:26:29Z">
               <w:r>
                 <w:rPr>
                   <w:rFonts w:ascii="Arial" w:cs="Arial" w:eastAsia="Arial" w:hAnsi="Arial"/>
@@ -1648,7 +1648,7 @@
               </w:rPr>
               <w:t xml:space="preserve">(a) F antacid fizzes when dropped into dilute vinegar, which is an acid, so it reacts with and neutralises acid. Heartburn is caused by too much acid in the stomach, so the antacid relieves it by neutralising that acid. G paracetamol does not fizz in vinegar, so it does not neutralise acid. It relieves pain and fever by a different action. (b) 8 x 500 mg = 4000 mg = 4 g in 24 hours. Taking more than this can damage the liver. (c) Do not give a child an adult dose. Read the label, follow the correct dosage and ask a health worker or pharmacist for advice. Label items that help a buyer are the quality mark (such as the KEBS Diamond Mark), the expiry date, the ingredients and preservatives, nutritional information and caution messages. Too much antacid taken too often can also cause constipation or diarrhoea, so both medicines are harmful in excess. Avoiding substance abuse (using a substance in a harmful way or amount) keeps people safe.</w:t>
             </w:r>
-            <w:ins w:id="9008" w:author="Claude (AI) - proposed" w:date="2026-10-15T03:00:48Z">
+            <w:ins w:id="9008" w:author="Claude (AI) - proposed" w:date="2026-10-18T00:26:29Z">
               <w:r>
                 <w:rPr>
                   <w:rFonts w:ascii="Arial" w:cs="Arial" w:eastAsia="Arial" w:hAnsi="Arial"/>
@@ -2046,7 +2046,7 @@
               <w:spacing w:after="40" w:before="0"/>
               <w:jc w:val="left"/>
             </w:pPr>
-            <w:del w:id="9009" w:author="Claude (AI) - proposed" w:date="2026-10-15T03:00:48Z">
+            <w:del w:id="9009" w:author="Claude (AI) - proposed" w:date="2026-10-18T00:26:29Z">
               <w:r>
                 <w:rPr>
                   <w:rFonts w:ascii="Arial" w:cs="Arial" w:eastAsia="Arial" w:hAnsi="Arial"/>
@@ -2061,7 +2061,7 @@
                 <w:delText xml:space="preserve">Uses</w:delText>
               </w:r>
             </w:del>
-            <w:ins w:id="9010" w:author="Claude (AI) - proposed" w:date="2026-10-15T03:00:48Z">
+            <w:ins w:id="9010" w:author="Claude (AI) - proposed" w:date="2026-10-18T00:26:29Z">
               <w:r>
                 <w:rPr>
                   <w:rFonts w:ascii="Arial" w:cs="Arial" w:eastAsia="Arial" w:hAnsi="Arial"/>
@@ -2109,7 +2109,7 @@
               <w:spacing w:after="40" w:before="0"/>
               <w:jc w:val="left"/>
             </w:pPr>
-            <w:del w:id="9011" w:author="Claude (AI) - proposed" w:date="2026-10-15T03:00:48Z">
+            <w:del w:id="9011" w:author="Claude (AI) - proposed" w:date="2026-10-18T00:26:29Z">
               <w:r>
                 <w:rPr>
                   <w:rFonts w:ascii="Arial" w:cs="Arial" w:eastAsia="Arial" w:hAnsi="Arial"/>
@@ -2124,7 +2124,7 @@
                 <w:delText xml:space="preserve">Uses</w:delText>
               </w:r>
             </w:del>
-            <w:ins w:id="9012" w:author="Claude (AI) - proposed" w:date="2026-10-15T03:00:48Z">
+            <w:ins w:id="9012" w:author="Claude (AI) - proposed" w:date="2026-10-18T00:26:29Z">
               <w:r>
                 <w:rPr>
                   <w:rFonts w:ascii="Arial" w:cs="Arial" w:eastAsia="Arial" w:hAnsi="Arial"/>
@@ -2172,7 +2172,7 @@
               <w:spacing w:after="40" w:before="0"/>
               <w:jc w:val="left"/>
             </w:pPr>
-            <w:del w:id="9013" w:author="Claude (AI) - proposed" w:date="2026-10-15T03:00:48Z">
+            <w:del w:id="9013" w:author="Claude (AI) - proposed" w:date="2026-10-18T00:26:29Z">
               <w:r>
                 <w:rPr>
                   <w:rFonts w:ascii="Arial" w:cs="Arial" w:eastAsia="Arial" w:hAnsi="Arial"/>
@@ -2187,7 +2187,7 @@
                 <w:delText xml:space="preserve">Gives</w:delText>
               </w:r>
             </w:del>
-            <w:ins w:id="9014" w:author="Claude (AI) - proposed" w:date="2026-10-15T03:00:48Z">
+            <w:ins w:id="9014" w:author="Claude (AI) - proposed" w:date="2026-10-18T00:26:29Z">
               <w:r>
                 <w:rPr>
                   <w:rFonts w:ascii="Arial" w:cs="Arial" w:eastAsia="Arial" w:hAnsi="Arial"/>
@@ -2270,7 +2270,7 @@
               <w:spacing w:after="40" w:before="0"/>
               <w:jc w:val="left"/>
             </w:pPr>
-            <w:del w:id="9015" w:author="Claude (AI) - proposed" w:date="2026-10-15T03:00:48Z">
+            <w:del w:id="9015" w:author="Claude (AI) - proposed" w:date="2026-10-18T00:26:29Z">
               <w:r>
                 <w:rPr>
                   <w:rFonts w:ascii="Arial" w:cs="Arial" w:eastAsia="Arial" w:hAnsi="Arial"/>
@@ -2285,7 +2285,7 @@
                 <w:delText xml:space="preserve">Clearly</w:delText>
               </w:r>
             </w:del>
-            <w:ins w:id="9016" w:author="Claude (AI) - proposed" w:date="2026-10-15T03:00:48Z">
+            <w:ins w:id="9016" w:author="Claude (AI) - proposed" w:date="2026-10-18T00:26:29Z">
               <w:r>
                 <w:rPr>
                   <w:rFonts w:ascii="Arial" w:cs="Arial" w:eastAsia="Arial" w:hAnsi="Arial"/>
@@ -2333,7 +2333,7 @@
               <w:spacing w:after="40" w:before="0"/>
               <w:jc w:val="left"/>
             </w:pPr>
-            <w:del w:id="9017" w:author="Claude (AI) - proposed" w:date="2026-10-15T03:00:48Z">
+            <w:del w:id="9017" w:author="Claude (AI) - proposed" w:date="2026-10-18T00:26:29Z">
               <w:r>
                 <w:rPr>
                   <w:rFonts w:ascii="Arial" w:cs="Arial" w:eastAsia="Arial" w:hAnsi="Arial"/>
@@ -2348,7 +2348,7 @@
                 <w:delText xml:space="preserve">Names</w:delText>
               </w:r>
             </w:del>
-            <w:ins w:id="9018" w:author="Claude (AI) - proposed" w:date="2026-10-15T03:00:48Z">
+            <w:ins w:id="9018" w:author="Claude (AI) - proposed" w:date="2026-10-18T00:26:29Z">
               <w:r>
                 <w:rPr>
                   <w:rFonts w:ascii="Arial" w:cs="Arial" w:eastAsia="Arial" w:hAnsi="Arial"/>
@@ -2396,7 +2396,7 @@
               <w:spacing w:after="40" w:before="0"/>
               <w:jc w:val="left"/>
             </w:pPr>
-            <w:del w:id="9019" w:author="Claude (AI) - proposed" w:date="2026-10-15T03:00:48Z">
+            <w:del w:id="9019" w:author="Claude (AI) - proposed" w:date="2026-10-18T00:26:29Z">
               <w:r>
                 <w:rPr>
                   <w:rFonts w:ascii="Arial" w:cs="Arial" w:eastAsia="Arial" w:hAnsi="Arial"/>
@@ -2411,7 +2411,7 @@
                 <w:delText xml:space="preserve">Confuses</w:delText>
               </w:r>
             </w:del>
-            <w:ins w:id="9020" w:author="Claude (AI) - proposed" w:date="2026-10-15T03:00:48Z">
+            <w:ins w:id="9020" w:author="Claude (AI) - proposed" w:date="2026-10-18T00:26:29Z">
               <w:r>
                 <w:rPr>
                   <w:rFonts w:ascii="Arial" w:cs="Arial" w:eastAsia="Arial" w:hAnsi="Arial"/>
@@ -2494,7 +2494,7 @@
               <w:spacing w:after="40" w:before="0"/>
               <w:jc w:val="left"/>
             </w:pPr>
-            <w:del w:id="9021" w:author="Claude (AI) - proposed" w:date="2026-10-15T03:00:48Z">
+            <w:del w:id="9021" w:author="Claude (AI) - proposed" w:date="2026-10-18T00:26:29Z">
               <w:r>
                 <w:rPr>
                   <w:rFonts w:ascii="Arial" w:cs="Arial" w:eastAsia="Arial" w:hAnsi="Arial"/>
@@ -2509,7 +2509,7 @@
                 <w:delText xml:space="preserve">Correctly</w:delText>
               </w:r>
             </w:del>
-            <w:ins w:id="9022" w:author="Claude (AI) - proposed" w:date="2026-10-15T03:00:48Z">
+            <w:ins w:id="9022" w:author="Claude (AI) - proposed" w:date="2026-10-18T00:26:29Z">
               <w:r>
                 <w:rPr>
                   <w:rFonts w:ascii="Arial" w:cs="Arial" w:eastAsia="Arial" w:hAnsi="Arial"/>
@@ -2557,7 +2557,7 @@
               <w:spacing w:after="40" w:before="0"/>
               <w:jc w:val="left"/>
             </w:pPr>
-            <w:del w:id="9023" w:author="Claude (AI) - proposed" w:date="2026-10-15T03:00:48Z">
+            <w:del w:id="9023" w:author="Claude (AI) - proposed" w:date="2026-10-18T00:26:29Z">
               <w:r>
                 <w:rPr>
                   <w:rFonts w:ascii="Arial" w:cs="Arial" w:eastAsia="Arial" w:hAnsi="Arial"/>
@@ -2572,7 +2572,7 @@
                 <w:delText xml:space="preserve">Gives</w:delText>
               </w:r>
             </w:del>
-            <w:ins w:id="9024" w:author="Claude (AI) - proposed" w:date="2026-10-15T03:00:48Z">
+            <w:ins w:id="9024" w:author="Claude (AI) - proposed" w:date="2026-10-18T00:26:29Z">
               <w:r>
                 <w:rPr>
                   <w:rFonts w:ascii="Arial" w:cs="Arial" w:eastAsia="Arial" w:hAnsi="Arial"/>
@@ -2620,7 +2620,7 @@
               <w:spacing w:after="40" w:before="0"/>
               <w:jc w:val="left"/>
             </w:pPr>
-            <w:del w:id="9025" w:author="Claude (AI) - proposed" w:date="2026-10-15T03:00:48Z">
+            <w:del w:id="9025" w:author="Claude (AI) - proposed" w:date="2026-10-18T00:26:29Z">
               <w:r>
                 <w:rPr>
                   <w:rFonts w:ascii="Arial" w:cs="Arial" w:eastAsia="Arial" w:hAnsi="Arial"/>
@@ -2635,7 +2635,7 @@
                 <w:delText xml:space="preserve">Definitions</w:delText>
               </w:r>
             </w:del>
-            <w:ins w:id="9026" w:author="Claude (AI) - proposed" w:date="2026-10-15T03:00:48Z">
+            <w:ins w:id="9026" w:author="Claude (AI) - proposed" w:date="2026-10-18T00:26:29Z">
               <w:r>
                 <w:rPr>
                   <w:rFonts w:ascii="Arial" w:cs="Arial" w:eastAsia="Arial" w:hAnsi="Arial"/>
@@ -2718,7 +2718,7 @@
               <w:spacing w:after="40" w:before="0"/>
               <w:jc w:val="left"/>
             </w:pPr>
-            <w:del w:id="9027" w:author="Claude (AI) - proposed" w:date="2026-10-15T03:00:48Z">
+            <w:del w:id="9027" w:author="Claude (AI) - proposed" w:date="2026-10-18T00:26:29Z">
               <w:r>
                 <w:rPr>
                   <w:rFonts w:ascii="Arial" w:cs="Arial" w:eastAsia="Arial" w:hAnsi="Arial"/>
@@ -2733,7 +2733,7 @@
                 <w:delText xml:space="preserve">Explains</w:delText>
               </w:r>
             </w:del>
-            <w:ins w:id="9028" w:author="Claude (AI) - proposed" w:date="2026-10-15T03:00:48Z">
+            <w:ins w:id="9028" w:author="Claude (AI) - proposed" w:date="2026-10-18T00:26:29Z">
               <w:r>
                 <w:rPr>
                   <w:rFonts w:ascii="Arial" w:cs="Arial" w:eastAsia="Arial" w:hAnsi="Arial"/>
@@ -2781,7 +2781,7 @@
               <w:spacing w:after="40" w:before="0"/>
               <w:jc w:val="left"/>
             </w:pPr>
-            <w:del w:id="9029" w:author="Claude (AI) - proposed" w:date="2026-10-15T03:00:48Z">
+            <w:del w:id="9029" w:author="Claude (AI) - proposed" w:date="2026-10-18T00:26:29Z">
               <w:r>
                 <w:rPr>
                   <w:rFonts w:ascii="Arial" w:cs="Arial" w:eastAsia="Arial" w:hAnsi="Arial"/>
@@ -2796,7 +2796,7 @@
                 <w:delText xml:space="preserve">Explains</w:delText>
               </w:r>
             </w:del>
-            <w:ins w:id="9030" w:author="Claude (AI) - proposed" w:date="2026-10-15T03:00:48Z">
+            <w:ins w:id="9030" w:author="Claude (AI) - proposed" w:date="2026-10-18T00:26:29Z">
               <w:r>
                 <w:rPr>
                   <w:rFonts w:ascii="Arial" w:cs="Arial" w:eastAsia="Arial" w:hAnsi="Arial"/>
@@ -2844,7 +2844,7 @@
               <w:spacing w:after="40" w:before="0"/>
               <w:jc w:val="left"/>
             </w:pPr>
-            <w:del w:id="9031" w:author="Claude (AI) - proposed" w:date="2026-10-15T03:00:48Z">
+            <w:del w:id="9031" w:author="Claude (AI) - proposed" w:date="2026-10-18T00:26:29Z">
               <w:r>
                 <w:rPr>
                   <w:rFonts w:ascii="Arial" w:cs="Arial" w:eastAsia="Arial" w:hAnsi="Arial"/>
@@ -2859,7 +2859,7 @@
                 <w:delText xml:space="preserve">Mixes</w:delText>
               </w:r>
             </w:del>
-            <w:ins w:id="9032" w:author="Claude (AI) - proposed" w:date="2026-10-15T03:00:48Z">
+            <w:ins w:id="9032" w:author="Claude (AI) - proposed" w:date="2026-10-18T00:26:29Z">
               <w:r>
                 <w:rPr>
                   <w:rFonts w:ascii="Arial" w:cs="Arial" w:eastAsia="Arial" w:hAnsi="Arial"/>
@@ -2942,7 +2942,7 @@
               <w:spacing w:after="40" w:before="0"/>
               <w:jc w:val="left"/>
             </w:pPr>
-            <w:del w:id="9033" w:author="Claude (AI) - proposed" w:date="2026-10-15T03:00:48Z">
+            <w:del w:id="9033" w:author="Claude (AI) - proposed" w:date="2026-10-18T00:26:29Z">
               <w:r>
                 <w:rPr>
                   <w:rFonts w:ascii="Arial" w:cs="Arial" w:eastAsia="Arial" w:hAnsi="Arial"/>
@@ -2957,7 +2957,7 @@
                 <w:delText xml:space="preserve">Gives</w:delText>
               </w:r>
             </w:del>
-            <w:ins w:id="9034" w:author="Claude (AI) - proposed" w:date="2026-10-15T03:00:48Z">
+            <w:ins w:id="9034" w:author="Claude (AI) - proposed" w:date="2026-10-18T00:26:29Z">
               <w:r>
                 <w:rPr>
                   <w:rFonts w:ascii="Arial" w:cs="Arial" w:eastAsia="Arial" w:hAnsi="Arial"/>
@@ -3005,7 +3005,7 @@
               <w:spacing w:after="40" w:before="0"/>
               <w:jc w:val="left"/>
             </w:pPr>
-            <w:del w:id="9035" w:author="Claude (AI) - proposed" w:date="2026-10-15T03:00:48Z">
+            <w:del w:id="9035" w:author="Claude (AI) - proposed" w:date="2026-10-18T00:26:29Z">
               <w:r>
                 <w:rPr>
                   <w:rFonts w:ascii="Arial" w:cs="Arial" w:eastAsia="Arial" w:hAnsi="Arial"/>
@@ -3020,7 +3020,7 @@
                 <w:delText xml:space="preserve">Answer</w:delText>
               </w:r>
             </w:del>
-            <w:ins w:id="9036" w:author="Claude (AI) - proposed" w:date="2026-10-15T03:00:48Z">
+            <w:ins w:id="9036" w:author="Claude (AI) - proposed" w:date="2026-10-18T00:26:29Z">
               <w:r>
                 <w:rPr>
                   <w:rFonts w:ascii="Arial" w:cs="Arial" w:eastAsia="Arial" w:hAnsi="Arial"/>
@@ -3068,7 +3068,7 @@
               <w:spacing w:after="40" w:before="0"/>
               <w:jc w:val="left"/>
             </w:pPr>
-            <w:del w:id="9037" w:author="Claude (AI) - proposed" w:date="2026-10-15T03:00:48Z">
+            <w:del w:id="9037" w:author="Claude (AI) - proposed" w:date="2026-10-18T00:26:29Z">
               <w:r>
                 <w:rPr>
                   <w:rFonts w:ascii="Arial" w:cs="Arial" w:eastAsia="Arial" w:hAnsi="Arial"/>
@@ -3083,7 +3083,7 @@
                 <w:delText xml:space="preserve">Answer</w:delText>
               </w:r>
             </w:del>
-            <w:ins w:id="9038" w:author="Claude (AI) - proposed" w:date="2026-10-15T03:00:48Z">
+            <w:ins w:id="9038" w:author="Claude (AI) - proposed" w:date="2026-10-18T00:26:29Z">
               <w:r>
                 <w:rPr>
                   <w:rFonts w:ascii="Arial" w:cs="Arial" w:eastAsia="Arial" w:hAnsi="Arial"/>
@@ -3233,7 +3233,7 @@
         </w:rPr>
         <w:t xml:space="preserve">© 2026 SeaVuria and ARES. This work is licensed under a </w:t>
       </w:r>
-      <w:hyperlink w:history="1" r:id="rIdfjqhm_qs1iqzbh1t2fnse">
+      <w:hyperlink w:history="1" r:id="rIdo4nf9m2naswrnyk3qwjhy">
         <w:r>
           <w:rPr>
             <w:rFonts w:ascii="Arial" w:cs="Arial" w:eastAsia="Arial" w:hAnsi="Arial"/>
@@ -3253,7 +3253,7 @@
         </w:rPr>
         <w:t xml:space="preserve"> (</w:t>
       </w:r>
-      <w:hyperlink w:history="1" r:id="rIds-ahi405xljpas9asq24z">
+      <w:hyperlink w:history="1" r:id="rIdzvswypy3pdufauakh3aui">
         <w:r>
           <w:rPr>
             <w:rFonts w:ascii="Arial" w:cs="Arial" w:eastAsia="Arial" w:hAnsi="Arial"/>
@@ -3273,7 +3273,7 @@
         </w:rPr>
         <w:t xml:space="preserve">). To view a copy of this license, visit </w:t>
       </w:r>
-      <w:hyperlink w:history="1" r:id="rIdoplptmiwrzvk1vjeryioj">
+      <w:hyperlink w:history="1" r:id="rId-mg9ytzj7sywbvt1xrn2b">
         <w:r>
           <w:rPr>
             <w:rFonts w:ascii="Arial" w:cs="Arial" w:eastAsia="Arial" w:hAnsi="Arial"/>
